--- a/docs/docx/module/pop_gen_hwe.docx
+++ b/docs/docx/module/pop_gen_hwe.docx
@@ -15,7 +15,7 @@
         <w:pStyle w:val="Date"/>
       </w:pPr>
       <w:r>
-        <w:t xml:space="preserve">2026-08-26</w:t>
+        <w:t xml:space="preserve">2026-10-01</w:t>
       </w:r>
     </w:p>
     <w:p>

--- a/docs/docx/module/pop_gen_hwe.docx
+++ b/docs/docx/module/pop_gen_hwe.docx
@@ -15,7 +15,7 @@
         <w:pStyle w:val="Date"/>
       </w:pPr>
       <w:r>
-        <w:t xml:space="preserve">2026-10-01</w:t>
+        <w:t xml:space="preserve">2026-10-05</w:t>
       </w:r>
     </w:p>
     <w:p>
@@ -908,64 +908,308 @@
       </w:r>
     </w:p>
     <w:bookmarkEnd w:id="48"/>
-    <w:bookmarkStart w:id="49" w:name="outline"/>
+    <w:bookmarkStart w:id="49" w:name="scientific-topics"/>
     <w:p>
       <w:pPr>
         <w:pStyle w:val="Heading2"/>
       </w:pPr>
       <w:r>
-        <w:t xml:space="preserve">Outline</w:t>
-      </w:r>
-    </w:p>
-    <w:p>
-      <w:pPr>
-        <w:pStyle w:val="Compact"/>
+        <w:t xml:space="preserve">Scientific Topics</w:t>
+      </w:r>
+    </w:p>
+    <w:p>
+      <w:pPr>
+        <w:pStyle w:val="FirstParagraph"/>
+      </w:pPr>
+      <w:r>
+        <w:t xml:space="preserve">Students will gain exposure to the following:</w:t>
+      </w:r>
+    </w:p>
+    <w:p>
+      <w:pPr>
         <w:numPr>
           <w:ilvl w:val="0"/>
           <w:numId w:val="1005"/>
         </w:numPr>
       </w:pPr>
       <w:r>
-        <w:t xml:space="preserve">Activity 1: Hardy-Weinberg Equilibrium</w:t>
-      </w:r>
-    </w:p>
-    <w:p>
-      <w:pPr>
-        <w:pStyle w:val="Compact"/>
+        <w:rPr>
+          <w:b/>
+          <w:bCs/>
+        </w:rPr>
+        <w:t xml:space="preserve">Population genetics</w:t>
+      </w:r>
+      <w:r>
+        <w:t xml:space="preserve"> </w:t>
+      </w:r>
+      <w:r>
+        <w:t xml:space="preserve">(microevolution as changes in allele frequencies over generations)</w:t>
+      </w:r>
+    </w:p>
+    <w:p>
+      <w:pPr>
         <w:numPr>
           <w:ilvl w:val="0"/>
           <w:numId w:val="1005"/>
         </w:numPr>
       </w:pPr>
       <w:r>
-        <w:t xml:space="preserve">Activity 2: Drift</w:t>
-      </w:r>
-    </w:p>
-    <w:p>
-      <w:pPr>
-        <w:pStyle w:val="Compact"/>
+        <w:rPr>
+          <w:b/>
+          <w:bCs/>
+        </w:rPr>
+        <w:t xml:space="preserve">Alleles, genotypes, and phenotypes</w:t>
+      </w:r>
+      <w:r>
+        <w:t xml:space="preserve"> </w:t>
+      </w:r>
+      <w:r>
+        <w:t xml:space="preserve">(and how genotype/phenotype frequencies relate to allele frequencies)</w:t>
+      </w:r>
+    </w:p>
+    <w:p>
+      <w:pPr>
         <w:numPr>
           <w:ilvl w:val="0"/>
           <w:numId w:val="1005"/>
         </w:numPr>
       </w:pPr>
       <w:r>
-        <w:t xml:space="preserve">Activity 3: Natural Selection and Environmental Pressures</w:t>
-      </w:r>
-    </w:p>
-    <w:p>
-      <w:pPr>
-        <w:pStyle w:val="Compact"/>
+        <w:rPr>
+          <w:b/>
+          <w:bCs/>
+        </w:rPr>
+        <w:t xml:space="preserve">Hardy–Weinberg equilibrium (HWE)</w:t>
+      </w:r>
+      <w:r>
+        <w:t xml:space="preserve"> </w:t>
+      </w:r>
+      <w:r>
+        <w:t xml:space="preserve">as a baseline model for a non-evolving population</w:t>
+      </w:r>
+    </w:p>
+    <w:p>
+      <w:pPr>
         <w:numPr>
           <w:ilvl w:val="0"/>
           <w:numId w:val="1005"/>
         </w:numPr>
       </w:pPr>
       <w:r>
+        <w:rPr>
+          <w:b/>
+          <w:bCs/>
+        </w:rPr>
+        <w:t xml:space="preserve">Genetic drift</w:t>
+      </w:r>
+      <w:r>
+        <w:t xml:space="preserve"> </w:t>
+      </w:r>
+      <w:r>
+        <w:t xml:space="preserve">(random changes in allele frequencies due to chance, especially in small populations)</w:t>
+      </w:r>
+    </w:p>
+    <w:p>
+      <w:pPr>
+        <w:numPr>
+          <w:ilvl w:val="0"/>
+          <w:numId w:val="1005"/>
+        </w:numPr>
+      </w:pPr>
+      <w:r>
+        <w:rPr>
+          <w:b/>
+          <w:bCs/>
+        </w:rPr>
+        <w:t xml:space="preserve">Natural selection</w:t>
+      </w:r>
+      <w:r>
+        <w:t xml:space="preserve"> </w:t>
+      </w:r>
+      <w:r>
+        <w:t xml:space="preserve">(environment-dependent differences in reproductive fitness)</w:t>
+      </w:r>
+    </w:p>
+    <w:p>
+      <w:pPr>
+        <w:numPr>
+          <w:ilvl w:val="0"/>
+          <w:numId w:val="1005"/>
+        </w:numPr>
+      </w:pPr>
+      <w:r>
+        <w:rPr>
+          <w:b/>
+          <w:bCs/>
+        </w:rPr>
+        <w:t xml:space="preserve">Migration (gene flow)</w:t>
+      </w:r>
+      <w:r>
+        <w:t xml:space="preserve"> </w:t>
+      </w:r>
+      <w:r>
+        <w:t xml:space="preserve">and how it can alter allele frequencies (modeled as a parameter in the simulator)</w:t>
+      </w:r>
+    </w:p>
+    <w:p>
+      <w:pPr>
+        <w:numPr>
+          <w:ilvl w:val="0"/>
+          <w:numId w:val="1005"/>
+        </w:numPr>
+      </w:pPr>
+      <w:r>
+        <w:rPr>
+          <w:b/>
+          <w:bCs/>
+        </w:rPr>
+        <w:t xml:space="preserve">Environmental change and fitness landscapes</w:t>
+      </w:r>
+      <w:r>
+        <w:t xml:space="preserve"> </w:t>
+      </w:r>
+      <w:r>
+        <w:t xml:space="preserve">(how reversing which genotype is favored changes allele trajectories)</w:t>
+      </w:r>
+    </w:p>
+    <w:p>
+      <w:pPr>
+        <w:numPr>
+          <w:ilvl w:val="0"/>
+          <w:numId w:val="1005"/>
+        </w:numPr>
+      </w:pPr>
+      <w:r>
+        <w:rPr>
+          <w:b/>
+          <w:bCs/>
+        </w:rPr>
+        <w:t xml:space="preserve">Statistical hypothesis testing</w:t>
+      </w:r>
+      <w:r>
+        <w:t xml:space="preserve"> </w:t>
+      </w:r>
+      <w:r>
+        <w:t xml:space="preserve">using</w:t>
+      </w:r>
+      <w:r>
+        <w:t xml:space="preserve"> </w:t>
+      </w:r>
+      <w:r>
+        <w:rPr>
+          <w:b/>
+          <w:bCs/>
+        </w:rPr>
+        <w:t xml:space="preserve">chi-square tests</w:t>
+      </w:r>
+      <w:r>
+        <w:t xml:space="preserve"> </w:t>
+      </w:r>
+      <w:r>
+        <w:t xml:space="preserve">to test equilibrium vs. deviation from expected frequencies</w:t>
+      </w:r>
+    </w:p>
+    <w:p>
+      <w:pPr>
+        <w:numPr>
+          <w:ilvl w:val="0"/>
+          <w:numId w:val="1005"/>
+        </w:numPr>
+      </w:pPr>
+      <w:r>
+        <w:rPr>
+          <w:b/>
+          <w:bCs/>
+        </w:rPr>
+        <w:t xml:space="preserve">Random mating vs. assortative mating</w:t>
+      </w:r>
+      <w:r>
+        <w:t xml:space="preserve"> </w:t>
+      </w:r>
+      <w:r>
+        <w:t xml:space="preserve">(assortative mating parameter affects mating patterns and outcomes)</w:t>
+      </w:r>
+    </w:p>
+    <w:p>
+      <w:pPr>
+        <w:numPr>
+          <w:ilvl w:val="0"/>
+          <w:numId w:val="1005"/>
+        </w:numPr>
+      </w:pPr>
+      <w:r>
+        <w:rPr>
+          <w:b/>
+          <w:bCs/>
+        </w:rPr>
+        <w:t xml:space="preserve">Fixation</w:t>
+      </w:r>
+      <w:r>
+        <w:t xml:space="preserve"> </w:t>
+      </w:r>
+      <w:r>
+        <w:t xml:space="preserve">of an allele (when an allele reaches frequency 1 in the population)</w:t>
+      </w:r>
+    </w:p>
+    <w:bookmarkEnd w:id="49"/>
+    <w:bookmarkStart w:id="50" w:name="outline"/>
+    <w:p>
+      <w:pPr>
+        <w:pStyle w:val="Heading2"/>
+      </w:pPr>
+      <w:r>
+        <w:t xml:space="preserve">Outline</w:t>
+      </w:r>
+    </w:p>
+    <w:p>
+      <w:pPr>
+        <w:pStyle w:val="Compact"/>
+        <w:numPr>
+          <w:ilvl w:val="0"/>
+          <w:numId w:val="1006"/>
+        </w:numPr>
+      </w:pPr>
+      <w:r>
+        <w:t xml:space="preserve">Activity 1: Hardy-Weinberg Equilibrium</w:t>
+      </w:r>
+    </w:p>
+    <w:p>
+      <w:pPr>
+        <w:pStyle w:val="Compact"/>
+        <w:numPr>
+          <w:ilvl w:val="0"/>
+          <w:numId w:val="1006"/>
+        </w:numPr>
+      </w:pPr>
+      <w:r>
+        <w:t xml:space="preserve">Activity 2: Drift</w:t>
+      </w:r>
+    </w:p>
+    <w:p>
+      <w:pPr>
+        <w:pStyle w:val="Compact"/>
+        <w:numPr>
+          <w:ilvl w:val="0"/>
+          <w:numId w:val="1006"/>
+        </w:numPr>
+      </w:pPr>
+      <w:r>
+        <w:t xml:space="preserve">Activity 3: Natural Selection and Environmental Pressures</w:t>
+      </w:r>
+    </w:p>
+    <w:p>
+      <w:pPr>
+        <w:pStyle w:val="Compact"/>
+        <w:numPr>
+          <w:ilvl w:val="0"/>
+          <w:numId w:val="1006"/>
+        </w:numPr>
+      </w:pPr>
+      <w:r>
         <w:t xml:space="preserve">Bonus Activity</w:t>
       </w:r>
     </w:p>
-    <w:bookmarkEnd w:id="49"/>
+    <w:bookmarkEnd w:id="50"/>
     <w:sectPr>
       <w:footnotePr>
         <w:numRestart w:val="eachSect"/>
@@ -1307,6 +1551,9 @@
     <w:abstractNumId w:val="991"/>
   </w:num>
   <w:num w:numId="1005">
+    <w:abstractNumId w:val="991"/>
+  </w:num>
+  <w:num w:numId="1006">
     <w:abstractNumId w:val="991"/>
   </w:num>
 </w:numbering>

--- a/docs/docx/module/pop_gen_hwe.docx
+++ b/docs/docx/module/pop_gen_hwe.docx
@@ -15,7 +15,7 @@
         <w:pStyle w:val="Date"/>
       </w:pPr>
       <w:r>
-        <w:t xml:space="preserve">2026-10-05</w:t>
+        <w:t xml:space="preserve">2026-10-07</w:t>
       </w:r>
     </w:p>
     <w:p>

--- a/docs/docx/module/pop_gen_hwe.docx
+++ b/docs/docx/module/pop_gen_hwe.docx
@@ -15,7 +15,7 @@
         <w:pStyle w:val="Date"/>
       </w:pPr>
       <w:r>
-        <w:t xml:space="preserve">2026-10-07</w:t>
+        <w:t xml:space="preserve">2026-10-20</w:t>
       </w:r>
     </w:p>
     <w:p>

--- a/docs/docx/module/pop_gen_hwe.docx
+++ b/docs/docx/module/pop_gen_hwe.docx
@@ -15,7 +15,7 @@
         <w:pStyle w:val="Date"/>
       </w:pPr>
       <w:r>
-        <w:t xml:space="preserve">2026-10-20</w:t>
+        <w:t xml:space="preserve">2026-10-26</w:t>
       </w:r>
     </w:p>
     <w:p>

--- a/docs/docx/module/pop_gen_hwe.docx
+++ b/docs/docx/module/pop_gen_hwe.docx
@@ -15,7 +15,7 @@
         <w:pStyle w:val="Date"/>
       </w:pPr>
       <w:r>
-        <w:t xml:space="preserve">2026-10-26</w:t>
+        <w:t xml:space="preserve">2026-10-27</w:t>
       </w:r>
     </w:p>
     <w:p>
@@ -158,7 +158,7 @@
         <w:t xml:space="preserve"> </w:t>
       </w:r>
       <w:r>
-        <w:t xml:space="preserve">1 - 2 hours</w:t>
+        <w:t xml:space="preserve">1 - 2 hours. In initial tests, instructors found that it takes about 40 minutes to go through the background material with the students.</w:t>
       </w:r>
     </w:p>
     <w:bookmarkEnd w:id="24"/>

--- a/docs/docx/module/pop_gen_hwe.docx
+++ b/docs/docx/module/pop_gen_hwe.docx
@@ -15,7 +15,7 @@
         <w:pStyle w:val="Date"/>
       </w:pPr>
       <w:r>
-        <w:t xml:space="preserve">2026-10-27</w:t>
+        <w:t xml:space="preserve">2026-10-28</w:t>
       </w:r>
     </w:p>
     <w:p>
@@ -97,6 +97,12 @@
       </w:r>
       <w:r>
         <w:t xml:space="preserve">to model natural selection and genetic drift, as well as explore whether populations are at Hardy-Weinberg equilibrium.</w:t>
+      </w:r>
+      <w:r>
+        <w:t xml:space="preserve"> </w:t>
+      </w:r>
+      <w:r>
+        <w:t xml:space="preserve">This activity provides a visual, dynamic way to observe evolution in action.</w:t>
       </w:r>
     </w:p>
     <w:p>

--- a/docs/docx/module/pop_gen_hwe.docx
+++ b/docs/docx/module/pop_gen_hwe.docx
@@ -15,7 +15,7 @@
         <w:pStyle w:val="Date"/>
       </w:pPr>
       <w:r>
-        <w:t xml:space="preserve">2026-10-28</w:t>
+        <w:t xml:space="preserve">2026-10-31</w:t>
       </w:r>
     </w:p>
     <w:p>
